--- a/Priya_Bhagoriya_Resume.docx
+++ b/Priya_Bhagoriya_Resume.docx
@@ -786,7 +786,7 @@
           <w:color w:val="1A1A1A"/>
           <w:sz w:val="20"/>
         </w:rPr>
-        <w:t>45 tests across UI and API, running in Docker on GitHub Actions, publishing a live Allure report with trend history, per-step detail, screenshots and traces.</w:t>
+        <w:t>30 tests across UI and API, running in Docker on GitHub Actions, publishing a live Allure report with trend history, per-step detail, screenshots and traces.</w:t>
       </w:r>
     </w:p>
     <w:p>
@@ -834,7 +834,7 @@
           <w:color w:val="1A1A1A"/>
           <w:sz w:val="20"/>
         </w:rPr>
-        <w:t>Found and fixed a defect where parallel workers split results across two folders, so the published report could silently contain half the run.</w:t>
+        <w:t>Found and fixed three real defects: parallel workers split results across two folders so the published report could contain half a run; the signup flow appended every account it created to committed test data, growing the suite each time; and several waits used a 5s default instead of the configured 20s.</w:t>
       </w:r>
     </w:p>
     <w:p>

--- a/Priya_Bhagoriya_Resume.docx
+++ b/Priya_Bhagoriya_Resume.docx
@@ -952,7 +952,7 @@
           <w:color w:val="1B365D"/>
           <w:sz w:val="18"/>
         </w:rPr>
-        <w:t xml:space="preserve">   github.com/Priya123z/ai-testcase-generator</w:t>
+        <w:t xml:space="preserve">   priya123z.github.io/ai-testcase-generator</w:t>
       </w:r>
     </w:p>
     <w:p>

--- a/Priya_Bhagoriya_Resume.docx
+++ b/Priya_Bhagoriya_Resume.docx
@@ -140,7 +140,7 @@
           <w:color w:val="1A1A1A"/>
           <w:sz w:val="20"/>
         </w:rPr>
-        <w:t>Evaluating non-deterministic output, property-based assertions over generated content, provider fallback and graceful degradation, token-budget and rate-limit design, structured output validation with Pydantic, prompt versioning, LLM-assisted test generation, self-healing locators</w:t>
+        <w:t>Evaluating non-deterministic output, property-based assertions over generated content, provider fallback and graceful degradation, token-budget and rate-limit design, structured output validation and contract checks, prompt versioning, LLM-assisted test generation, self-healing locators</w:t>
       </w:r>
     </w:p>
     <w:p>
@@ -848,7 +848,7 @@
           <w:color w:val="1A1A1A"/>
           <w:sz w:val="21"/>
         </w:rPr>
-        <w:t>AI Code Review — CLI, GitHub Action and hosted API</w:t>
+        <w:t xml:space="preserve">AI Code Review — CLI and GitHub Action   </w:t>
       </w:r>
       <w:r>
         <w:rPr>
@@ -857,7 +857,7 @@
           <w:color w:val="1B365D"/>
           <w:sz w:val="18"/>
         </w:rPr>
-        <w:t xml:space="preserve">   github.com/Priya123z/ai-code-review</w:t>
+        <w:t>github.com/Priya123z/ai-code-review</w:t>
       </w:r>
     </w:p>
     <w:p>
@@ -967,7 +967,7 @@
           <w:color w:val="1A1A1A"/>
           <w:sz w:val="20"/>
         </w:rPr>
-        <w:t xml:space="preserve">•  </w:t>
+        <w:t>•  Turns a written requirement into Gherkin scenarios and Pytest skeletons, checked against one contract shared by the library and the browser demo, so malformed model output fails loudly instead of producing broken tests.</w:t>
       </w:r>
       <w:r>
         <w:rPr>
@@ -976,7 +976,6 @@
           <w:color w:val="1A1A1A"/>
           <w:sz w:val="20"/>
         </w:rPr>
-        <w:t>Turns a written requirement into Gherkin scenarios and Pytest skeletons, validated through Pydantic so malformed model output fails loudly instead of producing broken tests.</w:t>
       </w:r>
     </w:p>
     <w:p>
@@ -1038,7 +1037,7 @@
           <w:color w:val="1A1A1A"/>
           <w:sz w:val="20"/>
         </w:rPr>
-        <w:t xml:space="preserve">•  </w:t>
+        <w:t>•  42 Pytest tests over CRUD and auth flows with JSON Schema validation, publishing a live HTML report from CI, plus a nightly run to catch the upstream API changing shape.</w:t>
       </w:r>
       <w:r>
         <w:rPr>
@@ -1047,7 +1046,6 @@
           <w:color w:val="1A1A1A"/>
           <w:sz w:val="20"/>
         </w:rPr>
-        <w:t>43 Pytest tests over CRUD and auth flows with JSON Schema validation, publishing a live HTML report from CI, plus a nightly run to catch the upstream API changing shape.</w:t>
       </w:r>
     </w:p>
     <w:p>
